--- a/REFERENCES.docx
+++ b/REFERENCES.docx
@@ -21,7 +21,7 @@
           <w:color w:val="505050"/>
           <w:sz w:val="20"/>
         </w:rPr>
-        <w:t>Reference list for the ESP32-based Smart Parcel Receiving Box: parcel counting via photoelectric sensors, three-state LED indication, Telegram push notification, and a Firebase-backed web dashboard.</w:t>
+        <w:t>Reference list for the ESP32-based Smart Parcel Receiving Box: parcel counting and box-full detection via a single photoelectric sensor, three-state LED indication, Telegram push notification, and a Firebase-backed web dashboard.</w:t>
       </w:r>
     </w:p>
     <w:p>
@@ -273,7 +273,7 @@
           <w:color w:val="404040"/>
           <w:sz w:val="19"/>
         </w:rPr>
-        <w:t>The Telegram Bot API is HTTPS-only; the sketch uses WiFiClientSecure. Cite this when discussing transport security, and note as a documented limitation that client.setInsecure() skips certificate-chain verification (see [17] for the recommended production alternative).</w:t>
+        <w:t>The Telegram Bot API is HTTPS-only; the sketch uses WiFiClientSecure. Cite this when discussing transport security, and note as a documented limitation that client.setInsecure() skips certificate-chain verification (see [16] for the recommended production alternative).</w:t>
       </w:r>
     </w:p>
     <w:p>
@@ -449,7 +449,7 @@
         <w:rPr>
           <w:sz w:val="19"/>
         </w:rPr>
-        <w:t>GPIO 34–39 (which includes PIN_COUNT_SS = 35) are input-only and have no internal pull-up/pull-down. External pull-up resistors are therefore mandatory for the NPN open-collector sensors on those pins.</w:t>
+        <w:t>GPIO 34–39 are input-only and have no internal pull-up/pull-down, so they are not used. The photoelectric sensor reaches the ESP32 through the normally-open contact of a relay on GPIO 14 (PIN_COUNT_SS = 14), where the firmware enables the internal pull-up (INPUT_PULLUP); the contact only has to pull the pin to ground, so no external pull-up resistor is required.</w:t>
       </w:r>
     </w:p>
     <w:p>
@@ -504,7 +504,7 @@
         <w:pStyle w:val="Heading2"/>
       </w:pPr>
       <w:r>
-        <w:t>2.2 Photoelectric Sensors (Counter / Max. sensor)</w:t>
+        <w:t>2.2 Photoelectric Sensor (parcel counting and box-full detection)</w:t>
       </w:r>
     </w:p>
     <w:p>
@@ -551,7 +551,7 @@
           <w:color w:val="404040"/>
           <w:sz w:val="19"/>
         </w:rPr>
-        <w:t>Cylindrical M18 photoelectric sensor family matching the E3F-DS10C2 NPN parts in the bill of materials. Documents the NPN open-collector output (100 mA max., residual voltage 1 V max.), 10–30 VDC supply, sensing distance, and response time — the basis for the 12 V → LM2596 → sensor power design and for level-shifting the output into the 3.3 V ESP32 input.</w:t>
+        <w:t>Datasheet of a comparable general-purpose photoelectric sensor family, cited for the operating principle, output ratings, supply range, sensing distance and response time of this class of sensor. The sensor installed in the box is an OPTEX ZD-70P (diffuse-reflective; label: DC 10–30 V, output 0.1 A max.), powered from its own 9 V adaptor; its output drives a relay whose normally-open contact signals the ESP32, so the sensor supply never reaches the 3.3 V input.</w:t>
       </w:r>
     </w:p>
     <w:p>
@@ -598,7 +598,7 @@
           <w:color w:val="404040"/>
           <w:sz w:val="19"/>
         </w:rPr>
-        <w:t>Current-generation manufacturer specification page for the same threaded cylindrical family (Photo-IC, built-in amplifier, high noise immunity). Useful as an accessible, live manufacturer citation alongside the archived PDF.</w:t>
+        <w:t>Manufacturer specification page for a comparable photoelectric sensor family (Photo-IC, built-in amplifier, high noise immunity). Useful as an accessible, live manufacturer citation for typical ratings of this class of sensor.</w:t>
       </w:r>
     </w:p>
     <w:p>
@@ -645,7 +645,7 @@
           <w:color w:val="404040"/>
           <w:sz w:val="19"/>
         </w:rPr>
-        <w:t>Comparative reference for photoelectric sensing modes (through-beam, retroreflective, diffuse-reflective) and their trade-offs — supports the justification for the chosen sensing mode at the counter and max-level positions.</w:t>
+        <w:t>Comparative reference for photoelectric sensing modes (through-beam, retroreflective, diffuse-reflective) and their trade-offs — supports the justification for the chosen sensing mode of the single sensor that both counts parcels and detects a full box.</w:t>
       </w:r>
     </w:p>
     <w:p>
@@ -716,7 +716,7 @@
           <w:color w:val="404040"/>
           <w:sz w:val="19"/>
         </w:rPr>
-        <w:t>The standard engineering reference on contact bounce, containing measured bounce durations for real mechanical switches plus both hardware (RC) and software debounce implementations. This is the citation that justifies DEBOUNCE_MS = 200 for the limit switches and reset push button, and the edge-detection logic in the firmware.</w:t>
+        <w:t>The standard engineering reference on contact bounce, containing measured bounce durations for real mechanical switches plus both hardware (RC) and software debounce implementations. This is the citation that justifies the 50 ms debounce on the reset push button, the 1 s re-arm time of the photoelectric sensor (DEBOUNCE_MS = 1000), and the edge-detection logic in the firmware.</w:t>
       </w:r>
     </w:p>
     <w:p>
@@ -771,64 +771,6 @@
     </w:p>
     <w:p>
       <w:pPr>
-        <w:pStyle w:val="Heading2"/>
-      </w:pPr>
-      <w:r>
-        <w:t>2.4 Power Supply</w:t>
-      </w:r>
-    </w:p>
-    <w:p>
-      <w:pPr>
-        <w:spacing w:before="160" w:after="40"/>
-        <w:ind w:left="461" w:hanging="461"/>
-      </w:pPr>
-      <w:r>
-        <w:rPr>
-          <w:b/>
-        </w:rPr>
-        <w:t xml:space="preserve">[15] </w:t>
-      </w:r>
-      <w:r>
-        <w:rPr>
-          <w:b/>
-        </w:rPr>
-        <w:t>Texas Instruments, “LM2596 SIMPLE SWITCHER Power Converter 150 kHz 3 A Step-Down Voltage Regulator,”</w:t>
-      </w:r>
-      <w:r>
-        <w:t xml:space="preserve"> Datasheet SNVS124.</w:t>
-      </w:r>
-    </w:p>
-    <w:p>
-      <w:pPr>
-        <w:spacing w:after="20" w:before="0"/>
-        <w:ind w:left="461"/>
-      </w:pPr>
-      <w:hyperlink r:id="rId24">
-        <w:r>
-          <w:rPr>
-            <w:color w:val="1155CC"/>
-            <w:u w:val="single"/>
-            <w:sz w:val="18"/>
-          </w:rPr>
-          <w:t>https://www.ti.com/lit/ds/symlink/lm2596.pdf</w:t>
-        </w:r>
-      </w:hyperlink>
-    </w:p>
-    <w:p>
-      <w:pPr>
-        <w:spacing w:before="60" w:after="80"/>
-        <w:ind w:left="461"/>
-      </w:pPr>
-      <w:r>
-        <w:rPr>
-          <w:color w:val="404040"/>
-          <w:sz w:val="19"/>
-        </w:rPr>
-        <w:t>Datasheet for the LM2596 3 A buck module in the BOM. Documents efficiency, dropout, thermal limits, and external component selection for the 12 V (adaptor) → 5 V/3.3 V rail feeding the ESP32, and confirms adequate headroom for the 12 V sensor loop.</w:t>
-      </w:r>
-    </w:p>
-    <w:p>
-      <w:pPr>
         <w:pStyle w:val="Heading1"/>
       </w:pPr>
       <w:r>
@@ -844,7 +786,7 @@
         <w:rPr>
           <w:b/>
         </w:rPr>
-        <w:t xml:space="preserve">[16] </w:t>
+        <w:t xml:space="preserve">[15] </w:t>
       </w:r>
       <w:r>
         <w:rPr>
@@ -891,7 +833,7 @@
         <w:rPr>
           <w:b/>
         </w:rPr>
-        <w:t xml:space="preserve">[17] </w:t>
+        <w:t xml:space="preserve">[16] </w:t>
       </w:r>
       <w:r>
         <w:rPr>
@@ -938,7 +880,7 @@
         <w:rPr>
           <w:b/>
         </w:rPr>
-        <w:t xml:space="preserve">[18] </w:t>
+        <w:t xml:space="preserve">[17] </w:t>
       </w:r>
       <w:r>
         <w:rPr>
@@ -985,7 +927,7 @@
         <w:rPr>
           <w:b/>
         </w:rPr>
-        <w:t xml:space="preserve">[19] </w:t>
+        <w:t xml:space="preserve">[18] </w:t>
       </w:r>
       <w:r>
         <w:rPr>
@@ -1032,7 +974,7 @@
         <w:rPr>
           <w:b/>
         </w:rPr>
-        <w:t xml:space="preserve">[20] </w:t>
+        <w:t xml:space="preserve">[19] </w:t>
       </w:r>
       <w:r>
         <w:rPr>
@@ -1082,7 +1024,7 @@
         <w:rPr>
           <w:b/>
         </w:rPr>
-        <w:t xml:space="preserve">[21] </w:t>
+        <w:t xml:space="preserve">[20] </w:t>
       </w:r>
       <w:r>
         <w:rPr>
@@ -1132,7 +1074,7 @@
         <w:rPr>
           <w:b/>
         </w:rPr>
-        <w:t xml:space="preserve">[22] </w:t>
+        <w:t xml:space="preserve">[21] </w:t>
       </w:r>
       <w:r>
         <w:rPr>
@@ -1190,7 +1132,7 @@
         <w:rPr>
           <w:b/>
         </w:rPr>
-        <w:t xml:space="preserve">[23] </w:t>
+        <w:t xml:space="preserve">[22] </w:t>
       </w:r>
       <w:r>
         <w:rPr>
@@ -1240,7 +1182,7 @@
         <w:rPr>
           <w:b/>
         </w:rPr>
-        <w:t xml:space="preserve">[24] </w:t>
+        <w:t xml:space="preserve">[23] </w:t>
       </w:r>
       <w:r>
         <w:rPr>
@@ -1290,7 +1232,7 @@
         <w:rPr>
           <w:b/>
         </w:rPr>
-        <w:t xml:space="preserve">[25] </w:t>
+        <w:t xml:space="preserve">[24] </w:t>
       </w:r>
       <w:r>
         <w:rPr>
@@ -1325,7 +1267,7 @@
           <w:color w:val="404040"/>
           <w:sz w:val="19"/>
         </w:rPr>
-        <w:t>Series landing page giving the pre-market/post-market activity context surrounding [24].</w:t>
+        <w:t>Series landing page giving the pre-market/post-market activity context surrounding [23].</w:t>
       </w:r>
     </w:p>
     <w:p>
@@ -1345,7 +1287,7 @@
         <w:rPr>
           <w:b/>
         </w:rPr>
-        <w:t xml:space="preserve">[26] </w:t>
+        <w:t xml:space="preserve">[25] </w:t>
       </w:r>
       <w:r>
         <w:rPr>
@@ -1395,7 +1337,7 @@
         <w:rPr>
           <w:b/>
         </w:rPr>
-        <w:t xml:space="preserve">[27] </w:t>
+        <w:t xml:space="preserve">[26] </w:t>
       </w:r>
       <w:r>
         <w:rPr>
@@ -1445,7 +1387,7 @@
         <w:rPr>
           <w:b/>
         </w:rPr>
-        <w:t xml:space="preserve">[28] </w:t>
+        <w:t xml:space="preserve">[27] </w:t>
       </w:r>
       <w:r>
         <w:rPr>
@@ -1495,7 +1437,7 @@
         <w:rPr>
           <w:b/>
         </w:rPr>
-        <w:t xml:space="preserve">[29] </w:t>
+        <w:t xml:space="preserve">[28] </w:t>
       </w:r>
       <w:r>
         <w:rPr>
@@ -1545,7 +1487,7 @@
         <w:rPr>
           <w:b/>
         </w:rPr>
-        <w:t xml:space="preserve">[30] </w:t>
+        <w:t xml:space="preserve">[29] </w:t>
       </w:r>
       <w:r>
         <w:rPr>
@@ -1595,7 +1537,7 @@
         <w:rPr>
           <w:b/>
         </w:rPr>
-        <w:t xml:space="preserve">[31] </w:t>
+        <w:t xml:space="preserve">[30] </w:t>
       </w:r>
       <w:r>
         <w:rPr>
@@ -1717,7 +1659,7 @@
               <w:rPr>
                 <w:sz w:val="19"/>
               </w:rPr>
-              <w:t>[1], [2], [4], [26]</w:t>
+              <w:t>[1], [2], [4], [25]</w:t>
             </w:r>
           </w:p>
         </w:tc>
@@ -1747,7 +1689,7 @@
               <w:rPr>
                 <w:sz w:val="19"/>
               </w:rPr>
-              <w:t>[2], [22]</w:t>
+              <w:t>[2], [21]</w:t>
             </w:r>
           </w:p>
         </w:tc>
@@ -1763,7 +1705,7 @@
               <w:rPr>
                 <w:sz w:val="19"/>
               </w:rPr>
-              <w:t>Counter sensor &amp; Max. sensor (parcel detection)</w:t>
+              <w:t>Photoelectric sensor (parcel counting &amp; box-full detection)</w:t>
             </w:r>
           </w:p>
         </w:tc>
@@ -1883,7 +1825,7 @@
               <w:rPr>
                 <w:sz w:val="19"/>
               </w:rPr>
-              <w:t>12 V adaptor → regulated MCU/sensor rails</w:t>
+              <w:t>Power supply (220 V → 5 V adaptor for ESP32, 220 V → 9 V adaptor for sensor)</w:t>
             </w:r>
           </w:p>
         </w:tc>
@@ -1897,7 +1839,7 @@
               <w:rPr>
                 <w:sz w:val="19"/>
               </w:rPr>
-              <w:t>[15], [10]</w:t>
+              <w:t>[6], [10]</w:t>
             </w:r>
           </w:p>
         </w:tc>
@@ -1913,7 +1855,7 @@
               <w:rPr>
                 <w:sz w:val="19"/>
               </w:rPr>
-              <w:t>Dashboard showing parcel count + 3 statuses</w:t>
+              <w:t>Dashboard showing parcel count, box status and door status</w:t>
             </w:r>
           </w:p>
         </w:tc>
@@ -1927,7 +1869,7 @@
               <w:rPr>
                 <w:sz w:val="19"/>
               </w:rPr>
-              <w:t>[16], [18], [19]</w:t>
+              <w:t>[15], [17], [18]</w:t>
             </w:r>
           </w:p>
         </w:tc>
@@ -1957,7 +1899,7 @@
               <w:rPr>
                 <w:sz w:val="19"/>
               </w:rPr>
-              <w:t>[18]</w:t>
+              <w:t>[17]</w:t>
             </w:r>
           </w:p>
         </w:tc>
@@ -1987,7 +1929,7 @@
               <w:rPr>
                 <w:sz w:val="19"/>
               </w:rPr>
-              <w:t>[20], [21]</w:t>
+              <w:t>[19], [20]</w:t>
             </w:r>
           </w:p>
         </w:tc>
@@ -2017,7 +1959,7 @@
               <w:rPr>
                 <w:sz w:val="19"/>
               </w:rPr>
-              <w:t>[23]</w:t>
+              <w:t>[22]</w:t>
             </w:r>
           </w:p>
         </w:tc>
@@ -2047,7 +1989,7 @@
               <w:rPr>
                 <w:sz w:val="19"/>
               </w:rPr>
-              <w:t>[5], [17], [24], [25]</w:t>
+              <w:t>[5], [16], [23], [24]</w:t>
             </w:r>
           </w:p>
         </w:tc>
@@ -2077,7 +2019,7 @@
               <w:rPr>
                 <w:sz w:val="19"/>
               </w:rPr>
-              <w:t>[26], [27], [28], [29], [30], [31]</w:t>
+              <w:t>[25], [26], [27], [28], [29], [30]</w:t>
             </w:r>
           </w:p>
         </w:tc>
@@ -2098,6 +2040,7 @@
       </w:r>
     </w:p>
     <w:sectPr>
+      <w:footerReference w:type="default" r:id="rId41"/>
       <w:pgSz w:w="12240" w:h="15840"/>
       <w:pgMar w:top="1440" w:right="1800" w:bottom="1440" w:left="1800" w:header="720" w:footer="720" w:gutter="0"/>
       <w:cols w:space="720"/>
@@ -2105,6 +2048,50 @@
     </w:sectPr>
   </w:body>
 </w:document>
+</file>
+
+<file path=word/footer1.xml><?xml version="1.0" encoding="utf-8"?>
+<w:ftr xmlns:m="http://schemas.openxmlformats.org/officeDocument/2006/math" xmlns:mc="http://schemas.openxmlformats.org/markup-compatibility/2006" xmlns:mo="http://schemas.microsoft.com/office/mac/office/2008/main" xmlns:mv="urn:schemas-microsoft-com:mac:vml" xmlns:o="urn:schemas-microsoft-com:office:office" xmlns:r="http://schemas.openxmlformats.org/officeDocument/2006/relationships" xmlns:v="urn:schemas-microsoft-com:vml" xmlns:w10="urn:schemas-microsoft-com:office:word" xmlns:w14="http://schemas.microsoft.com/office/word/2010/wordml" xmlns:w="http://schemas.openxmlformats.org/wordprocessingml/2006/main" xmlns:wne="http://schemas.microsoft.com/office/word/2006/wordml" xmlns:wp14="http://schemas.microsoft.com/office/word/2010/wordprocessingDrawing" xmlns:wp="http://schemas.openxmlformats.org/drawingml/2006/wordprocessingDrawing" xmlns:wpc="http://schemas.microsoft.com/office/word/2010/wordprocessingCanvas" xmlns:wpg="http://schemas.microsoft.com/office/word/2010/wordprocessingGroup" xmlns:wpi="http://schemas.microsoft.com/office/word/2010/wordprocessingInk" xmlns:wps="http://schemas.microsoft.com/office/word/2010/wordprocessingShape" mc:Ignorable="w14 wp14">
+  <w:p>
+    <w:pPr>
+      <w:pStyle w:val="Footer"/>
+      <w:jc w:val="center"/>
+    </w:pPr>
+    <w:r>
+      <w:fldChar w:fldCharType="begin"/>
+    </w:r>
+    <w:r>
+      <w:instrText xml:space="preserve"> PAGE </w:instrText>
+    </w:r>
+    <w:r>
+      <w:fldChar w:fldCharType="separate"/>
+    </w:r>
+    <w:r>
+      <w:t>1</w:t>
+    </w:r>
+    <w:r>
+      <w:fldChar w:fldCharType="end"/>
+    </w:r>
+    <w:r>
+      <w:t>/</w:t>
+    </w:r>
+    <w:r>
+      <w:fldChar w:fldCharType="begin"/>
+    </w:r>
+    <w:r>
+      <w:instrText xml:space="preserve"> NUMPAGES </w:instrText>
+    </w:r>
+    <w:r>
+      <w:fldChar w:fldCharType="separate"/>
+    </w:r>
+    <w:r>
+      <w:t>1</w:t>
+    </w:r>
+    <w:r>
+      <w:fldChar w:fldCharType="end"/>
+    </w:r>
+  </w:p>
+</w:ftr>
 </file>
 
 <file path=word/numbering.xml><?xml version="1.0" encoding="utf-8"?>
